--- a/kikakusho/kikakusho-project/clients/新日本リプラス/out/絵コンテ_企画002_求人訴求_ドライバー_新日本リプラス.docx
+++ b/kikakusho/kikakusho-project/clients/新日本リプラス/out/絵コンテ_企画002_求人訴求_ドライバー_新日本リプラス.docx
@@ -71,7 +71,7 @@
           <w:sz w:val="19"/>
           <w:szCs w:val="19"/>
         </w:rPr>
-        <w:t xml:space="preserve">動画名:求人訴求(現場を歩きながら話す・TikTok)</w:t>
+        <w:t xml:space="preserve">動画名:運送会社の求人訴求(トラックの前で話す・TikTok)</w:t>
       </w:r>
     </w:p>
     <w:p>
@@ -84,7 +84,7 @@
           <w:sz w:val="19"/>
           <w:szCs w:val="19"/>
         </w:rPr>
-        <w:t xml:space="preserve">リンク:https://vt.tiktok.com/ZSg91jqXn/</w:t>
+        <w:t xml:space="preserve">リンク:【URLを記入】(動画ファイルは受領済み)</w:t>
       </w:r>
     </w:p>
     <w:p>
@@ -1386,7 +1386,7 @@
                 <w:sz w:val="18"/>
                 <w:szCs w:val="18"/>
               </w:rPr>
-              <w:t xml:space="preserve">参考動画 0:04</w:t>
+              <w:t xml:space="preserve">参考動画 0:05</w:t>
             </w:r>
           </w:p>
           <w:p>
@@ -1798,7 +1798,7 @@
                 <w:sz w:val="18"/>
                 <w:szCs w:val="18"/>
               </w:rPr>
-              <w:t xml:space="preserve">参考動画 0:06</w:t>
+              <w:t xml:space="preserve">参考動画 0:36</w:t>
             </w:r>
           </w:p>
           <w:p>
@@ -2086,7 +2086,7 @@
                 <w:sz w:val="18"/>
                 <w:szCs w:val="18"/>
               </w:rPr>
-              <w:t xml:space="preserve">参考動画 0:10</w:t>
+              <w:t xml:space="preserve">参考動画 0:38</w:t>
             </w:r>
           </w:p>
           <w:p>
@@ -2359,7 +2359,7 @@
                 <w:sz w:val="18"/>
                 <w:szCs w:val="18"/>
               </w:rPr>
-              <w:t xml:space="preserve">参考動画 0:12</w:t>
+              <w:t xml:space="preserve">参考動画 0:18</w:t>
             </w:r>
           </w:p>
           <w:p>
@@ -2786,7 +2786,7 @@
                 <w:sz w:val="18"/>
                 <w:szCs w:val="18"/>
               </w:rPr>
-              <w:t xml:space="preserve">参考動画 0:14</w:t>
+              <w:t xml:space="preserve">参考動画 0:10</w:t>
             </w:r>
           </w:p>
           <w:p>
@@ -3059,7 +3059,7 @@
                 <w:sz w:val="18"/>
                 <w:szCs w:val="18"/>
               </w:rPr>
-              <w:t xml:space="preserve">参考動画 0:16</w:t>
+              <w:t xml:space="preserve">参考動画 0:15</w:t>
             </w:r>
           </w:p>
           <w:p>
@@ -3332,7 +3332,7 @@
                 <w:sz w:val="18"/>
                 <w:szCs w:val="18"/>
               </w:rPr>
-              <w:t xml:space="preserve">参考動画 0:20</w:t>
+              <w:t xml:space="preserve">参考動画 0:45</w:t>
             </w:r>
           </w:p>
           <w:p>
@@ -3759,7 +3759,7 @@
                 <w:sz w:val="18"/>
                 <w:szCs w:val="18"/>
               </w:rPr>
-              <w:t xml:space="preserve">参考動画 0:08</w:t>
+              <w:t xml:space="preserve">参考動画 0:24</w:t>
             </w:r>
           </w:p>
           <w:p>
@@ -4047,7 +4047,7 @@
                 <w:sz w:val="18"/>
                 <w:szCs w:val="18"/>
               </w:rPr>
-              <w:t xml:space="preserve">参考動画 0:22</w:t>
+              <w:t xml:space="preserve">参考動画 0:32</w:t>
             </w:r>
           </w:p>
           <w:p>
@@ -4320,7 +4320,7 @@
                 <w:sz w:val="18"/>
                 <w:szCs w:val="18"/>
               </w:rPr>
-              <w:t xml:space="preserve">参考動画 0:30</w:t>
+              <w:t xml:space="preserve">参考動画 0:48</w:t>
             </w:r>
           </w:p>
           <w:p>
